--- a/examples/12-table-of-contents/output.docx
+++ b/examples/12-table-of-contents/output.docx
@@ -51,36 +51,6 @@
           <w:noProof/>
         </w:rPr>
       </w:pPr>
-      <w:r>
-        <w:rPr>
-          <w:noProof/>
-        </w:rPr>
-        <w:fldChar w:fldCharType="begin"/>
-      </w:r>
-      <w:r>
-        <w:rPr>
-          <w:noProof/>
-        </w:rPr>
-        <w:instrText xml:space="preserve"> PAGEREF _Toc00000000 \h </w:instrText>
-      </w:r>
-      <w:r>
-        <w:rPr>
-          <w:noProof/>
-        </w:rPr>
-        <w:fldChar w:fldCharType="separate"/>
-      </w:r>
-      <w:r>
-        <w:rPr>
-          <w:noProof/>
-        </w:rPr>
-        <w:t>0</w:t>
-      </w:r>
-      <w:r>
-        <w:rPr>
-          <w:noProof/>
-        </w:rPr>
-        <w:fldChar w:fldCharType="end"/>
-      </w:r>
       <w:hyperlink w:anchor="_Toc00000000" w:history="1">
         <w:r>
           <w:rPr>
@@ -93,6 +63,36 @@
             <w:noProof/>
           </w:rPr>
           <w:tab/>
+        </w:r>
+        <w:r>
+          <w:rPr>
+            <w:noProof/>
+          </w:rPr>
+          <w:fldChar w:fldCharType="begin"/>
+        </w:r>
+        <w:r>
+          <w:rPr>
+            <w:noProof/>
+          </w:rPr>
+          <w:instrText xml:space="preserve"> PAGEREF _Toc00000000 \h </w:instrText>
+        </w:r>
+        <w:r>
+          <w:rPr>
+            <w:noProof/>
+          </w:rPr>
+          <w:fldChar w:fldCharType="separate"/>
+        </w:r>
+        <w:r>
+          <w:rPr>
+            <w:noProof/>
+          </w:rPr>
+          <w:t>0</w:t>
+        </w:r>
+        <w:r>
+          <w:rPr>
+            <w:noProof/>
+          </w:rPr>
+          <w:fldChar w:fldCharType="end"/>
         </w:r>
       </w:hyperlink>
     </w:p>
@@ -107,36 +107,6 @@
           <w:noProof/>
         </w:rPr>
       </w:pPr>
-      <w:r>
-        <w:rPr>
-          <w:noProof/>
-        </w:rPr>
-        <w:fldChar w:fldCharType="begin"/>
-      </w:r>
-      <w:r>
-        <w:rPr>
-          <w:noProof/>
-        </w:rPr>
-        <w:instrText xml:space="preserve"> PAGEREF _Toc00000001 \h </w:instrText>
-      </w:r>
-      <w:r>
-        <w:rPr>
-          <w:noProof/>
-        </w:rPr>
-        <w:fldChar w:fldCharType="separate"/>
-      </w:r>
-      <w:r>
-        <w:rPr>
-          <w:noProof/>
-        </w:rPr>
-        <w:t>0</w:t>
-      </w:r>
-      <w:r>
-        <w:rPr>
-          <w:noProof/>
-        </w:rPr>
-        <w:fldChar w:fldCharType="end"/>
-      </w:r>
       <w:hyperlink w:anchor="_Toc00000001" w:history="1">
         <w:r>
           <w:rPr>
@@ -149,6 +119,36 @@
             <w:noProof/>
           </w:rPr>
           <w:tab/>
+        </w:r>
+        <w:r>
+          <w:rPr>
+            <w:noProof/>
+          </w:rPr>
+          <w:fldChar w:fldCharType="begin"/>
+        </w:r>
+        <w:r>
+          <w:rPr>
+            <w:noProof/>
+          </w:rPr>
+          <w:instrText xml:space="preserve"> PAGEREF _Toc00000001 \h </w:instrText>
+        </w:r>
+        <w:r>
+          <w:rPr>
+            <w:noProof/>
+          </w:rPr>
+          <w:fldChar w:fldCharType="separate"/>
+        </w:r>
+        <w:r>
+          <w:rPr>
+            <w:noProof/>
+          </w:rPr>
+          <w:t>0</w:t>
+        </w:r>
+        <w:r>
+          <w:rPr>
+            <w:noProof/>
+          </w:rPr>
+          <w:fldChar w:fldCharType="end"/>
         </w:r>
       </w:hyperlink>
     </w:p>
@@ -163,36 +163,6 @@
           <w:noProof/>
         </w:rPr>
       </w:pPr>
-      <w:r>
-        <w:rPr>
-          <w:noProof/>
-        </w:rPr>
-        <w:fldChar w:fldCharType="begin"/>
-      </w:r>
-      <w:r>
-        <w:rPr>
-          <w:noProof/>
-        </w:rPr>
-        <w:instrText xml:space="preserve"> PAGEREF _Toc00000002 \h </w:instrText>
-      </w:r>
-      <w:r>
-        <w:rPr>
-          <w:noProof/>
-        </w:rPr>
-        <w:fldChar w:fldCharType="separate"/>
-      </w:r>
-      <w:r>
-        <w:rPr>
-          <w:noProof/>
-        </w:rPr>
-        <w:t>0</w:t>
-      </w:r>
-      <w:r>
-        <w:rPr>
-          <w:noProof/>
-        </w:rPr>
-        <w:fldChar w:fldCharType="end"/>
-      </w:r>
       <w:hyperlink w:anchor="_Toc00000002" w:history="1">
         <w:r>
           <w:rPr>
@@ -205,6 +175,36 @@
             <w:noProof/>
           </w:rPr>
           <w:tab/>
+        </w:r>
+        <w:r>
+          <w:rPr>
+            <w:noProof/>
+          </w:rPr>
+          <w:fldChar w:fldCharType="begin"/>
+        </w:r>
+        <w:r>
+          <w:rPr>
+            <w:noProof/>
+          </w:rPr>
+          <w:instrText xml:space="preserve"> PAGEREF _Toc00000002 \h </w:instrText>
+        </w:r>
+        <w:r>
+          <w:rPr>
+            <w:noProof/>
+          </w:rPr>
+          <w:fldChar w:fldCharType="separate"/>
+        </w:r>
+        <w:r>
+          <w:rPr>
+            <w:noProof/>
+          </w:rPr>
+          <w:t>0</w:t>
+        </w:r>
+        <w:r>
+          <w:rPr>
+            <w:noProof/>
+          </w:rPr>
+          <w:fldChar w:fldCharType="end"/>
         </w:r>
       </w:hyperlink>
     </w:p>
@@ -219,36 +219,6 @@
           <w:noProof/>
         </w:rPr>
       </w:pPr>
-      <w:r>
-        <w:rPr>
-          <w:noProof/>
-        </w:rPr>
-        <w:fldChar w:fldCharType="begin"/>
-      </w:r>
-      <w:r>
-        <w:rPr>
-          <w:noProof/>
-        </w:rPr>
-        <w:instrText xml:space="preserve"> PAGEREF _Toc00000003 \h </w:instrText>
-      </w:r>
-      <w:r>
-        <w:rPr>
-          <w:noProof/>
-        </w:rPr>
-        <w:fldChar w:fldCharType="separate"/>
-      </w:r>
-      <w:r>
-        <w:rPr>
-          <w:noProof/>
-        </w:rPr>
-        <w:t>0</w:t>
-      </w:r>
-      <w:r>
-        <w:rPr>
-          <w:noProof/>
-        </w:rPr>
-        <w:fldChar w:fldCharType="end"/>
-      </w:r>
       <w:hyperlink w:anchor="_Toc00000003" w:history="1">
         <w:r>
           <w:rPr>
@@ -261,6 +231,36 @@
             <w:noProof/>
           </w:rPr>
           <w:tab/>
+        </w:r>
+        <w:r>
+          <w:rPr>
+            <w:noProof/>
+          </w:rPr>
+          <w:fldChar w:fldCharType="begin"/>
+        </w:r>
+        <w:r>
+          <w:rPr>
+            <w:noProof/>
+          </w:rPr>
+          <w:instrText xml:space="preserve"> PAGEREF _Toc00000003 \h </w:instrText>
+        </w:r>
+        <w:r>
+          <w:rPr>
+            <w:noProof/>
+          </w:rPr>
+          <w:fldChar w:fldCharType="separate"/>
+        </w:r>
+        <w:r>
+          <w:rPr>
+            <w:noProof/>
+          </w:rPr>
+          <w:t>0</w:t>
+        </w:r>
+        <w:r>
+          <w:rPr>
+            <w:noProof/>
+          </w:rPr>
+          <w:fldChar w:fldCharType="end"/>
         </w:r>
       </w:hyperlink>
     </w:p>
@@ -275,39 +275,6 @@
           <w:noProof/>
         </w:rPr>
       </w:pPr>
-      <w:r>
-        <w:rPr>
-          <w:noProof/>
-        </w:rPr>
-        <w:fldChar w:fldCharType="begin"/>
-      </w:r>
-      <w:r>
-        <w:rPr>
-          <w:noProof/>
-        </w:rPr>
-        <w:instrText xml:space="preserve"> PAGEREF _Toc00000004 \h </w:instrText>
-      </w:r>
-      <w:r>
-        <w:rPr>
-          <w:noProof/>
-        </w:rPr>
-        <w:fldChar w:fldCharType="separate"/>
-      </w:r>
-      <w:r>
-        <w:rPr>
-          <w:noProof/>
-        </w:rPr>
-        <w:t>0</w:t>
-      </w:r>
-      <w:r>
-        <w:rPr>
-          <w:noProof/>
-        </w:rPr>
-        <w:fldChar w:fldCharType="end"/>
-      </w:r>
-      <w:r>
-        <w:fldChar w:fldCharType="end"/>
-      </w:r>
       <w:hyperlink w:anchor="_Toc00000004" w:history="1">
         <w:r>
           <w:rPr>
@@ -320,6 +287,39 @@
             <w:noProof/>
           </w:rPr>
           <w:tab/>
+        </w:r>
+        <w:r>
+          <w:rPr>
+            <w:noProof/>
+          </w:rPr>
+          <w:fldChar w:fldCharType="begin"/>
+        </w:r>
+        <w:r>
+          <w:rPr>
+            <w:noProof/>
+          </w:rPr>
+          <w:instrText xml:space="preserve"> PAGEREF _Toc00000004 \h </w:instrText>
+        </w:r>
+        <w:r>
+          <w:rPr>
+            <w:noProof/>
+          </w:rPr>
+          <w:fldChar w:fldCharType="separate"/>
+        </w:r>
+        <w:r>
+          <w:rPr>
+            <w:noProof/>
+          </w:rPr>
+          <w:t>0</w:t>
+        </w:r>
+        <w:r>
+          <w:rPr>
+            <w:noProof/>
+          </w:rPr>
+          <w:fldChar w:fldCharType="end"/>
+        </w:r>
+        <w:r>
+          <w:fldChar w:fldCharType="end"/>
         </w:r>
       </w:hyperlink>
     </w:p>
@@ -452,36 +452,6 @@
           <w:noProof/>
         </w:rPr>
       </w:pPr>
-      <w:r>
-        <w:rPr>
-          <w:noProof/>
-        </w:rPr>
-        <w:fldChar w:fldCharType="begin"/>
-      </w:r>
-      <w:r>
-        <w:rPr>
-          <w:noProof/>
-        </w:rPr>
-        <w:instrText xml:space="preserve"> PAGEREF _Toc00000005 \h </w:instrText>
-      </w:r>
-      <w:r>
-        <w:rPr>
-          <w:noProof/>
-        </w:rPr>
-        <w:fldChar w:fldCharType="separate"/>
-      </w:r>
-      <w:r>
-        <w:rPr>
-          <w:noProof/>
-        </w:rPr>
-        <w:t>0</w:t>
-      </w:r>
-      <w:r>
-        <w:rPr>
-          <w:noProof/>
-        </w:rPr>
-        <w:fldChar w:fldCharType="end"/>
-      </w:r>
       <w:hyperlink w:anchor="_Toc00000005" w:history="1">
         <w:r>
           <w:rPr>
@@ -494,6 +464,36 @@
             <w:noProof/>
           </w:rPr>
           <w:tab/>
+        </w:r>
+        <w:r>
+          <w:rPr>
+            <w:noProof/>
+          </w:rPr>
+          <w:fldChar w:fldCharType="begin"/>
+        </w:r>
+        <w:r>
+          <w:rPr>
+            <w:noProof/>
+          </w:rPr>
+          <w:instrText xml:space="preserve"> PAGEREF _Toc00000005 \h </w:instrText>
+        </w:r>
+        <w:r>
+          <w:rPr>
+            <w:noProof/>
+          </w:rPr>
+          <w:fldChar w:fldCharType="separate"/>
+        </w:r>
+        <w:r>
+          <w:rPr>
+            <w:noProof/>
+          </w:rPr>
+          <w:t>0</w:t>
+        </w:r>
+        <w:r>
+          <w:rPr>
+            <w:noProof/>
+          </w:rPr>
+          <w:fldChar w:fldCharType="end"/>
         </w:r>
       </w:hyperlink>
     </w:p>
@@ -508,36 +508,6 @@
           <w:noProof/>
         </w:rPr>
       </w:pPr>
-      <w:r>
-        <w:rPr>
-          <w:noProof/>
-        </w:rPr>
-        <w:fldChar w:fldCharType="begin"/>
-      </w:r>
-      <w:r>
-        <w:rPr>
-          <w:noProof/>
-        </w:rPr>
-        <w:instrText xml:space="preserve"> PAGEREF _Toc00000006 \h </w:instrText>
-      </w:r>
-      <w:r>
-        <w:rPr>
-          <w:noProof/>
-        </w:rPr>
-        <w:fldChar w:fldCharType="separate"/>
-      </w:r>
-      <w:r>
-        <w:rPr>
-          <w:noProof/>
-        </w:rPr>
-        <w:t>0</w:t>
-      </w:r>
-      <w:r>
-        <w:rPr>
-          <w:noProof/>
-        </w:rPr>
-        <w:fldChar w:fldCharType="end"/>
-      </w:r>
       <w:hyperlink w:anchor="_Toc00000006" w:history="1">
         <w:r>
           <w:rPr>
@@ -550,6 +520,36 @@
             <w:noProof/>
           </w:rPr>
           <w:tab/>
+        </w:r>
+        <w:r>
+          <w:rPr>
+            <w:noProof/>
+          </w:rPr>
+          <w:fldChar w:fldCharType="begin"/>
+        </w:r>
+        <w:r>
+          <w:rPr>
+            <w:noProof/>
+          </w:rPr>
+          <w:instrText xml:space="preserve"> PAGEREF _Toc00000006 \h </w:instrText>
+        </w:r>
+        <w:r>
+          <w:rPr>
+            <w:noProof/>
+          </w:rPr>
+          <w:fldChar w:fldCharType="separate"/>
+        </w:r>
+        <w:r>
+          <w:rPr>
+            <w:noProof/>
+          </w:rPr>
+          <w:t>0</w:t>
+        </w:r>
+        <w:r>
+          <w:rPr>
+            <w:noProof/>
+          </w:rPr>
+          <w:fldChar w:fldCharType="end"/>
         </w:r>
       </w:hyperlink>
     </w:p>
@@ -564,36 +564,6 @@
           <w:noProof/>
         </w:rPr>
       </w:pPr>
-      <w:r>
-        <w:rPr>
-          <w:noProof/>
-        </w:rPr>
-        <w:fldChar w:fldCharType="begin"/>
-      </w:r>
-      <w:r>
-        <w:rPr>
-          <w:noProof/>
-        </w:rPr>
-        <w:instrText xml:space="preserve"> PAGEREF _Toc00000007 \h </w:instrText>
-      </w:r>
-      <w:r>
-        <w:rPr>
-          <w:noProof/>
-        </w:rPr>
-        <w:fldChar w:fldCharType="separate"/>
-      </w:r>
-      <w:r>
-        <w:rPr>
-          <w:noProof/>
-        </w:rPr>
-        <w:t>0</w:t>
-      </w:r>
-      <w:r>
-        <w:rPr>
-          <w:noProof/>
-        </w:rPr>
-        <w:fldChar w:fldCharType="end"/>
-      </w:r>
       <w:hyperlink w:anchor="_Toc00000007" w:history="1">
         <w:r>
           <w:rPr>
@@ -606,6 +576,36 @@
             <w:noProof/>
           </w:rPr>
           <w:tab/>
+        </w:r>
+        <w:r>
+          <w:rPr>
+            <w:noProof/>
+          </w:rPr>
+          <w:fldChar w:fldCharType="begin"/>
+        </w:r>
+        <w:r>
+          <w:rPr>
+            <w:noProof/>
+          </w:rPr>
+          <w:instrText xml:space="preserve"> PAGEREF _Toc00000007 \h </w:instrText>
+        </w:r>
+        <w:r>
+          <w:rPr>
+            <w:noProof/>
+          </w:rPr>
+          <w:fldChar w:fldCharType="separate"/>
+        </w:r>
+        <w:r>
+          <w:rPr>
+            <w:noProof/>
+          </w:rPr>
+          <w:t>0</w:t>
+        </w:r>
+        <w:r>
+          <w:rPr>
+            <w:noProof/>
+          </w:rPr>
+          <w:fldChar w:fldCharType="end"/>
         </w:r>
       </w:hyperlink>
     </w:p>
@@ -620,36 +620,6 @@
           <w:noProof/>
         </w:rPr>
       </w:pPr>
-      <w:r>
-        <w:rPr>
-          <w:noProof/>
-        </w:rPr>
-        <w:fldChar w:fldCharType="begin"/>
-      </w:r>
-      <w:r>
-        <w:rPr>
-          <w:noProof/>
-        </w:rPr>
-        <w:instrText xml:space="preserve"> PAGEREF _Toc00000008 \h </w:instrText>
-      </w:r>
-      <w:r>
-        <w:rPr>
-          <w:noProof/>
-        </w:rPr>
-        <w:fldChar w:fldCharType="separate"/>
-      </w:r>
-      <w:r>
-        <w:rPr>
-          <w:noProof/>
-        </w:rPr>
-        <w:t>0</w:t>
-      </w:r>
-      <w:r>
-        <w:rPr>
-          <w:noProof/>
-        </w:rPr>
-        <w:fldChar w:fldCharType="end"/>
-      </w:r>
       <w:hyperlink w:anchor="_Toc00000008" w:history="1">
         <w:r>
           <w:rPr>
@@ -662,6 +632,36 @@
             <w:noProof/>
           </w:rPr>
           <w:tab/>
+        </w:r>
+        <w:r>
+          <w:rPr>
+            <w:noProof/>
+          </w:rPr>
+          <w:fldChar w:fldCharType="begin"/>
+        </w:r>
+        <w:r>
+          <w:rPr>
+            <w:noProof/>
+          </w:rPr>
+          <w:instrText xml:space="preserve"> PAGEREF _Toc00000008 \h </w:instrText>
+        </w:r>
+        <w:r>
+          <w:rPr>
+            <w:noProof/>
+          </w:rPr>
+          <w:fldChar w:fldCharType="separate"/>
+        </w:r>
+        <w:r>
+          <w:rPr>
+            <w:noProof/>
+          </w:rPr>
+          <w:t>0</w:t>
+        </w:r>
+        <w:r>
+          <w:rPr>
+            <w:noProof/>
+          </w:rPr>
+          <w:fldChar w:fldCharType="end"/>
         </w:r>
       </w:hyperlink>
     </w:p>
@@ -676,39 +676,6 @@
           <w:noProof/>
         </w:rPr>
       </w:pPr>
-      <w:r>
-        <w:rPr>
-          <w:noProof/>
-        </w:rPr>
-        <w:fldChar w:fldCharType="begin"/>
-      </w:r>
-      <w:r>
-        <w:rPr>
-          <w:noProof/>
-        </w:rPr>
-        <w:instrText xml:space="preserve"> PAGEREF _Toc00000009 \h </w:instrText>
-      </w:r>
-      <w:r>
-        <w:rPr>
-          <w:noProof/>
-        </w:rPr>
-        <w:fldChar w:fldCharType="separate"/>
-      </w:r>
-      <w:r>
-        <w:rPr>
-          <w:noProof/>
-        </w:rPr>
-        <w:t>0</w:t>
-      </w:r>
-      <w:r>
-        <w:rPr>
-          <w:noProof/>
-        </w:rPr>
-        <w:fldChar w:fldCharType="end"/>
-      </w:r>
-      <w:r>
-        <w:fldChar w:fldCharType="end"/>
-      </w:r>
       <w:hyperlink w:anchor="_Toc00000009" w:history="1">
         <w:r>
           <w:rPr>
@@ -721,6 +688,39 @@
             <w:noProof/>
           </w:rPr>
           <w:tab/>
+        </w:r>
+        <w:r>
+          <w:rPr>
+            <w:noProof/>
+          </w:rPr>
+          <w:fldChar w:fldCharType="begin"/>
+        </w:r>
+        <w:r>
+          <w:rPr>
+            <w:noProof/>
+          </w:rPr>
+          <w:instrText xml:space="preserve"> PAGEREF _Toc00000009 \h </w:instrText>
+        </w:r>
+        <w:r>
+          <w:rPr>
+            <w:noProof/>
+          </w:rPr>
+          <w:fldChar w:fldCharType="separate"/>
+        </w:r>
+        <w:r>
+          <w:rPr>
+            <w:noProof/>
+          </w:rPr>
+          <w:t>0</w:t>
+        </w:r>
+        <w:r>
+          <w:rPr>
+            <w:noProof/>
+          </w:rPr>
+          <w:fldChar w:fldCharType="end"/>
+        </w:r>
+        <w:r>
+          <w:fldChar w:fldCharType="end"/>
         </w:r>
       </w:hyperlink>
     </w:p>

--- a/examples/12-table-of-contents/output.docx
+++ b/examples/12-table-of-contents/output.docx
@@ -318,10 +318,10 @@
           </w:rPr>
           <w:fldChar w:fldCharType="end"/>
         </w:r>
-        <w:r>
-          <w:fldChar w:fldCharType="end"/>
-        </w:r>
       </w:hyperlink>
+      <w:r>
+        <w:fldChar w:fldCharType="end"/>
+      </w:r>
     </w:p>
     <w:p>
       <w:pPr>
@@ -719,10 +719,10 @@
           </w:rPr>
           <w:fldChar w:fldCharType="end"/>
         </w:r>
-        <w:r>
-          <w:fldChar w:fldCharType="end"/>
-        </w:r>
       </w:hyperlink>
+      <w:r>
+        <w:fldChar w:fldCharType="end"/>
+      </w:r>
     </w:p>
     <w:sectPr>
       <w:pgSz w:w="12240" w:h="15840"/>

--- a/examples/12-table-of-contents/output.docx
+++ b/examples/12-table-of-contents/output.docx
@@ -18,10 +18,6 @@
     <w:p>
       <w:pPr>
         <w:spacing w:before="240" w:after="120"/>
-        <w:rPr>
-          <w:b/>
-          <w:sz w:val="32"/>
-        </w:rPr>
       </w:pPr>
       <w:r>
         <w:fldChar w:fldCharType="begin" w:dirty="true"/>
@@ -47,9 +43,6 @@
         <w:tabs>
           <w:tab w:val="right" w:pos="9360" w:leader="dot"/>
         </w:tabs>
-        <w:rPr>
-          <w:noProof/>
-        </w:rPr>
       </w:pPr>
       <w:hyperlink w:anchor="_Toc00000000" w:history="1">
         <w:r>
@@ -103,9 +96,6 @@
         <w:tabs>
           <w:tab w:val="right" w:pos="9360" w:leader="dot"/>
         </w:tabs>
-        <w:rPr>
-          <w:noProof/>
-        </w:rPr>
       </w:pPr>
       <w:hyperlink w:anchor="_Toc00000001" w:history="1">
         <w:r>
@@ -159,9 +149,6 @@
         <w:tabs>
           <w:tab w:val="right" w:pos="9360" w:leader="dot"/>
         </w:tabs>
-        <w:rPr>
-          <w:noProof/>
-        </w:rPr>
       </w:pPr>
       <w:hyperlink w:anchor="_Toc00000002" w:history="1">
         <w:r>
@@ -215,9 +202,6 @@
         <w:tabs>
           <w:tab w:val="right" w:pos="9360" w:leader="dot"/>
         </w:tabs>
-        <w:rPr>
-          <w:noProof/>
-        </w:rPr>
       </w:pPr>
       <w:hyperlink w:anchor="_Toc00000003" w:history="1">
         <w:r>
@@ -271,9 +255,6 @@
         <w:tabs>
           <w:tab w:val="right" w:pos="9360" w:leader="dot"/>
         </w:tabs>
-        <w:rPr>
-          <w:noProof/>
-        </w:rPr>
       </w:pPr>
       <w:hyperlink w:anchor="_Toc00000004" w:history="1">
         <w:r>
@@ -419,10 +400,6 @@
     <w:p>
       <w:pPr>
         <w:spacing w:before="240" w:after="120"/>
-        <w:rPr>
-          <w:b/>
-          <w:sz w:val="32"/>
-        </w:rPr>
       </w:pPr>
       <w:r>
         <w:fldChar w:fldCharType="begin" w:dirty="true"/>
@@ -448,9 +425,6 @@
         <w:tabs>
           <w:tab w:val="right" w:pos="9360" w:leader="dot"/>
         </w:tabs>
-        <w:rPr>
-          <w:noProof/>
-        </w:rPr>
       </w:pPr>
       <w:hyperlink w:anchor="_Toc00000005" w:history="1">
         <w:r>
@@ -504,9 +478,6 @@
         <w:tabs>
           <w:tab w:val="right" w:pos="9360" w:leader="dot"/>
         </w:tabs>
-        <w:rPr>
-          <w:noProof/>
-        </w:rPr>
       </w:pPr>
       <w:hyperlink w:anchor="_Toc00000006" w:history="1">
         <w:r>
@@ -560,9 +531,6 @@
         <w:tabs>
           <w:tab w:val="right" w:pos="9360" w:leader="dot"/>
         </w:tabs>
-        <w:rPr>
-          <w:noProof/>
-        </w:rPr>
       </w:pPr>
       <w:hyperlink w:anchor="_Toc00000007" w:history="1">
         <w:r>
@@ -616,9 +584,6 @@
         <w:tabs>
           <w:tab w:val="right" w:pos="9360" w:leader="dot"/>
         </w:tabs>
-        <w:rPr>
-          <w:noProof/>
-        </w:rPr>
       </w:pPr>
       <w:hyperlink w:anchor="_Toc00000008" w:history="1">
         <w:r>
@@ -672,9 +637,6 @@
         <w:tabs>
           <w:tab w:val="right" w:pos="9360" w:leader="dot"/>
         </w:tabs>
-        <w:rPr>
-          <w:noProof/>
-        </w:rPr>
       </w:pPr>
       <w:hyperlink w:anchor="_Toc00000009" w:history="1">
         <w:r>
